--- a/atelier/capsule_018.docx
+++ b/atelier/capsule_018.docx
@@ -394,7 +394,7 @@
           </w:tcPr>
           <w:p>
             <w:r>
-              <w:t xml:space="preserve">Matrice RACI delivery construite (atelier #16)</w:t>
+              <w:t xml:space="preserve">Matrice RACI delivery construite</w:t>
             </w:r>
           </w:p>
         </w:tc>
@@ -413,7 +413,7 @@
         <w:spacing w:after="120"/>
       </w:pPr>
       <w:r>
-        <w:t xml:space="preserve">La squad a une matrice RACI (atelier #16). Mais une RACI qui dort dans un compte-rendu d'atelier ne sert à personne : si on doit la rechercher, on ne la consulte pas, et les rôles redeviennent flous en pratique. Une responsabilité n'est partagée que si elle est visible au moment où la question se pose. Cette capsule explique comment rendre la RACI réellement présente dans le quotidien et dans l'onboarding.</w:t>
+        <w:t xml:space="preserve">La squad a une matrice RACI. Mais une RACI qui dort dans un compte-rendu d'atelier ne sert à personne : si on doit la rechercher, on ne la consulte pas, et les rôles redeviennent flous en pratique. Une responsabilité n'est partagée que si elle est visible au moment où la question se pose. Cette capsule explique comment rendre la RACI réellement présente dans le quotidien et dans l'onboarding.</w:t>
       </w:r>
     </w:p>
     <w:p>
